--- a/docs/output/Zain Hajahjah/سجن البرج/SRT-En/فرج سلامة/خارجي/DOCX/09_فرج سلامة-المنفردات التأديبية_SRT_En.docx
+++ b/docs/output/Zain Hajahjah/سجن البرج/SRT-En/فرج سلامة/خارجي/DOCX/09_فرج سلامة-المنفردات التأديبية_SRT_En.docx
@@ -4,7 +4,28 @@
   <w:body>
     <w:p>
       <w:r>
+        <w:t>1</w:t>
+      </w:r>
+    </w:p>
+    <w:p>
+      <w:r>
+        <w:t>00:00:04,333 --&gt; 00:00:06,000</w:t>
+      </w:r>
+    </w:p>
+    <w:p>
+      <w:r>
         <w:t>Here they are, and there are eight disciplinary cells</w:t>
+      </w:r>
+    </w:p>
+    <w:p/>
+    <w:p>
+      <w:r>
+        <w:t>2</w:t>
+      </w:r>
+    </w:p>
+    <w:p>
+      <w:r>
+        <w:t>00:00:07,291 --&gt; 00:00:10,500</w:t>
       </w:r>
     </w:p>
     <w:p>
@@ -12,9 +33,31 @@
         <w:t>The door entrance was here, but they later reopened…</w:t>
       </w:r>
     </w:p>
+    <w:p/>
+    <w:p>
+      <w:r>
+        <w:t>3</w:t>
+      </w:r>
+    </w:p>
+    <w:p>
+      <w:r>
+        <w:t>00:00:11,291 --&gt; 00:00:15,625</w:t>
+      </w:r>
+    </w:p>
     <w:p>
       <w:r>
         <w:t>All the partitions together, as if it had now become a storage room</w:t>
+      </w:r>
+    </w:p>
+    <w:p/>
+    <w:p>
+      <w:r>
+        <w:t>4</w:t>
+      </w:r>
+    </w:p>
+    <w:p>
+      <w:r>
+        <w:t>00:00:15,916 --&gt; 00:00:18,916</w:t>
       </w:r>
     </w:p>
     <w:p>
@@ -22,9 +65,31 @@
         <w:t>Each cell’s area was no more than half a meter</w:t>
       </w:r>
     </w:p>
+    <w:p/>
+    <w:p>
+      <w:r>
+        <w:t>5</w:t>
+      </w:r>
+    </w:p>
+    <w:p>
+      <w:r>
+        <w:t>00:00:19,416 --&gt; 00:00:22,416</w:t>
+      </w:r>
+    </w:p>
     <w:p>
       <w:r>
         <w:t>Sometimes a person had to sleep on one side</w:t>
+      </w:r>
+    </w:p>
+    <w:p/>
+    <w:p>
+      <w:r>
+        <w:t>6</w:t>
+      </w:r>
+    </w:p>
+    <w:p>
+      <w:r>
+        <w:t>00:00:22,458 --&gt; 00:00:26,000</w:t>
       </w:r>
     </w:p>
     <w:p>
@@ -32,9 +97,31 @@
         <w:t>Meaning that a slightly overweight person couldn’t sleep on his back</w:t>
       </w:r>
     </w:p>
+    <w:p/>
+    <w:p>
+      <w:r>
+        <w:t>7</w:t>
+      </w:r>
+    </w:p>
+    <w:p>
+      <w:r>
+        <w:t>00:00:26,750 --&gt; 00:00:28,583</w:t>
+      </w:r>
+    </w:p>
     <w:p>
       <w:r>
         <w:t>Interviewer: Approximately how many solitary cells were there?</w:t>
+      </w:r>
+    </w:p>
+    <w:p/>
+    <w:p>
+      <w:r>
+        <w:t>8</w:t>
+      </w:r>
+    </w:p>
+    <w:p>
+      <w:r>
+        <w:t>00:00:28,625 --&gt; 00:00:34,625</w:t>
       </w:r>
     </w:p>
     <w:p>
@@ -42,9 +129,31 @@
         <w:t>The regular solitary cells were six</w:t>
       </w:r>
     </w:p>
+    <w:p/>
+    <w:p>
+      <w:r>
+        <w:t>9</w:t>
+      </w:r>
+    </w:p>
+    <w:p>
+      <w:r>
+        <w:t>00:00:34,958 --&gt; 00:00:37,416</w:t>
+      </w:r>
+    </w:p>
     <w:p>
       <w:r>
         <w:t>As for the disciplinary ones, there were eight</w:t>
+      </w:r>
+    </w:p>
+    <w:p/>
+    <w:p>
+      <w:r>
+        <w:t>10</w:t>
+      </w:r>
+    </w:p>
+    <w:p>
+      <w:r>
+        <w:t>00:00:37,833 --&gt; 00:00:42,541</w:t>
       </w:r>
     </w:p>
     <w:p>
@@ -57,9 +166,31 @@
         <w:t>and five on the other, so a total of 13</w:t>
       </w:r>
     </w:p>
+    <w:p/>
+    <w:p>
+      <w:r>
+        <w:t>11</w:t>
+      </w:r>
+    </w:p>
+    <w:p>
+      <w:r>
+        <w:t>00:00:42,583 --&gt; 00:00:44,041</w:t>
+      </w:r>
+    </w:p>
     <w:p>
       <w:r>
         <w:t>Interviewer: How long did you stay in the disciplinary cell?</w:t>
+      </w:r>
+    </w:p>
+    <w:p/>
+    <w:p>
+      <w:r>
+        <w:t>12</w:t>
+      </w:r>
+    </w:p>
+    <w:p>
+      <w:r>
+        <w:t>00:00:44,041 --&gt; 00:00:51,000</w:t>
       </w:r>
     </w:p>
     <w:p>
@@ -72,6 +203,17 @@
         <w:t>to 10 days, meaning my time there was intermittent</w:t>
       </w:r>
     </w:p>
+    <w:p/>
+    <w:p>
+      <w:r>
+        <w:t>13</w:t>
+      </w:r>
+    </w:p>
+    <w:p>
+      <w:r>
+        <w:t>00:00:52,166 --&gt; 00:00:56,416</w:t>
+      </w:r>
+    </w:p>
     <w:p>
       <w:r>
         <w:t>Interviewer: Tell us how you communicated</w:t>
@@ -80,6 +222,17 @@
     <w:p>
       <w:r>
         <w:t>with each other in the disciplinary cells</w:t>
+      </w:r>
+    </w:p>
+    <w:p/>
+    <w:p>
+      <w:r>
+        <w:t>14</w:t>
+      </w:r>
+    </w:p>
+    <w:p>
+      <w:r>
+        <w:t>00:00:56,791 --&gt; 00:01:00,458</w:t>
       </w:r>
     </w:p>
     <w:p>
@@ -92,9 +245,31 @@
         <w:t>let us go to the bathroom during prayer times</w:t>
       </w:r>
     </w:p>
+    <w:p/>
+    <w:p>
+      <w:r>
+        <w:t>15</w:t>
+      </w:r>
+    </w:p>
+    <w:p>
+      <w:r>
+        <w:t>00:01:00,458 --&gt; 00:01:02,708</w:t>
+      </w:r>
+    </w:p>
     <w:p>
       <w:r>
         <w:t>And the bathroom was on this side</w:t>
+      </w:r>
+    </w:p>
+    <w:p/>
+    <w:p>
+      <w:r>
+        <w:t>16</w:t>
+      </w:r>
+    </w:p>
+    <w:p>
+      <w:r>
+        <w:t>00:01:03,166 --&gt; 00:01:04,875</w:t>
       </w:r>
     </w:p>
     <w:p>
@@ -102,9 +277,31 @@
         <w:t>We would communicate with the second group cell</w:t>
       </w:r>
     </w:p>
+    <w:p/>
+    <w:p>
+      <w:r>
+        <w:t>17</w:t>
+      </w:r>
+    </w:p>
+    <w:p>
+      <w:r>
+        <w:t>00:01:06,000 --&gt; 00:01:07,000</w:t>
+      </w:r>
+    </w:p>
     <w:p>
       <w:r>
         <w:t>The one next to us</w:t>
+      </w:r>
+    </w:p>
+    <w:p/>
+    <w:p>
+      <w:r>
+        <w:t>18</w:t>
+      </w:r>
+    </w:p>
+    <w:p>
+      <w:r>
+        <w:t>00:01:07,250 --&gt; 00:01:11,916</w:t>
       </w:r>
     </w:p>
     <w:p>
@@ -117,9 +314,31 @@
         <w:t>called out through it, those beside you could hear</w:t>
       </w:r>
     </w:p>
+    <w:p/>
+    <w:p>
+      <w:r>
+        <w:t>19</w:t>
+      </w:r>
+    </w:p>
+    <w:p>
+      <w:r>
+        <w:t>00:01:12,291 --&gt; 00:01:15,791</w:t>
+      </w:r>
+    </w:p>
     <w:p>
       <w:r>
         <w:t>So we used to call each other from this side</w:t>
+      </w:r>
+    </w:p>
+    <w:p/>
+    <w:p>
+      <w:r>
+        <w:t>20</w:t>
+      </w:r>
+    </w:p>
+    <w:p>
+      <w:r>
+        <w:t>00:01:15,791 --&gt; 00:01:18,708</w:t>
       </w:r>
     </w:p>
     <w:p>
@@ -132,6 +351,17 @@
         <w:t>named Khaled al-Harbi, who was killed</w:t>
       </w:r>
     </w:p>
+    <w:p/>
+    <w:p>
+      <w:r>
+        <w:t>21</w:t>
+      </w:r>
+    </w:p>
+    <w:p>
+      <w:r>
+        <w:t>00:01:19,250 --&gt; 00:01:25,208</w:t>
+      </w:r>
+    </w:p>
     <w:p>
       <w:r>
         <w:t>He used to talk to me. My father and I were in the cell</w:t>
@@ -142,6 +372,17 @@
         <w:t>when the jailer heard us and sent me back to solitary here</w:t>
       </w:r>
     </w:p>
+    <w:p/>
+    <w:p>
+      <w:r>
+        <w:t>22</w:t>
+      </w:r>
+    </w:p>
+    <w:p>
+      <w:r>
+        <w:t>00:01:25,958 --&gt; 00:01:29,500</w:t>
+      </w:r>
+    </w:p>
     <w:p>
       <w:r>
         <w:t>So through the ventilation openings we</w:t>
@@ -150,6 +391,17 @@
     <w:p>
       <w:r>
         <w:t>used to communicate between solitary cells</w:t>
+      </w:r>
+    </w:p>
+    <w:p/>
+    <w:p>
+      <w:r>
+        <w:t>23</w:t>
+      </w:r>
+    </w:p>
+    <w:p>
+      <w:r>
+        <w:t>00:01:29,541 --&gt; 00:01:32,458</w:t>
       </w:r>
     </w:p>
     <w:p>
@@ -535,9 +787,12 @@
     <w:name w:val="Normal"/>
     <w:qFormat/>
     <w:rsid w:val="00FC693F"/>
+    <w:pPr>
+      <w:spacing w:before="0" w:after="0" w:line="276" w:lineRule="auto"/>
+    </w:pPr>
     <w:rPr>
-      <w:rFonts w:ascii="Arial" w:hAnsi="Arial"/>
-      <w:sz w:val="22"/>
+      <w:rFonts w:ascii="Courier New" w:hAnsi="Courier New"/>
+      <w:sz w:val="20"/>
     </w:rPr>
   </w:style>
   <w:style w:type="paragraph" w:styleId="Header">
